--- a/excel/excel-report-template.docx
+++ b/excel/excel-report-template.docx
@@ -23,7 +23,7 @@
         <w:pStyle w:val="Date"/>
       </w:pPr>
       <w:r>
-        <w:t>2024-11-26</w:t>
+        <w:t>2024-11-27</w:t>
       </w:r>
     </w:p>
     <w:sdt>
@@ -34,7 +34,7 @@
           <w:sz w:val="24"/>
           <w:szCs w:val="24"/>
         </w:rPr>
-        <w:id w:val="-829060722"/>
+        <w:id w:val="760721754"/>
         <w:docPartObj>
           <w:docPartGallery w:val="Table of Contents"/>
           <w:docPartUnique/>
@@ -56,7 +56,11 @@
               <w:tab w:val="right" w:leader="dot" w:pos="9350"/>
             </w:tabs>
             <w:rPr>
+              <w:rFonts w:eastAsiaTheme="minorEastAsia"/>
               <w:noProof/>
+              <w:kern w:val="2"/>
+              <w:lang w:val="en-PH" w:eastAsia="en-PH"/>
+              <w14:ligatures w14:val="standardContextual"/>
             </w:rPr>
           </w:pPr>
           <w:r>
@@ -68,7 +72,7 @@
           <w:r>
             <w:fldChar w:fldCharType="separate"/>
           </w:r>
-          <w:hyperlink w:anchor="_Toc183513444" w:history="1">
+          <w:hyperlink w:anchor="_Toc183623451" w:history="1">
             <w:r>
               <w:rPr>
                 <w:rStyle w:val="Hyperlink"/>
@@ -95,7 +99,7 @@
                 <w:noProof/>
                 <w:webHidden/>
               </w:rPr>
-              <w:instrText xml:space="preserve"> PAGEREF _Toc183513444 \h </w:instrText>
+              <w:instrText xml:space="preserve"> PAGEREF _Toc183623451 \h </w:instrText>
             </w:r>
             <w:r>
               <w:rPr>
@@ -115,7 +119,7 @@
                 <w:noProof/>
                 <w:webHidden/>
               </w:rPr>
-              <w:t>1</w:t>
+              <w:t>3</w:t>
             </w:r>
             <w:r>
               <w:rPr>
@@ -133,10 +137,14 @@
               <w:tab w:val="right" w:leader="dot" w:pos="9350"/>
             </w:tabs>
             <w:rPr>
+              <w:rFonts w:eastAsiaTheme="minorEastAsia"/>
               <w:noProof/>
+              <w:kern w:val="2"/>
+              <w:lang w:val="en-PH" w:eastAsia="en-PH"/>
+              <w14:ligatures w14:val="standardContextual"/>
             </w:rPr>
           </w:pPr>
-          <w:hyperlink w:anchor="_Toc183513445" w:history="1">
+          <w:hyperlink w:anchor="_Toc183623452" w:history="1">
             <w:r>
               <w:rPr>
                 <w:rStyle w:val="Hyperlink"/>
@@ -163,7 +171,7 @@
                 <w:noProof/>
                 <w:webHidden/>
               </w:rPr>
-              <w:instrText xml:space="preserve"> PAGEREF _Toc183513445 \h </w:instrText>
+              <w:instrText xml:space="preserve"> PAGEREF _Toc183623452 \h </w:instrText>
             </w:r>
             <w:r>
               <w:rPr>
@@ -183,7 +191,7 @@
                 <w:noProof/>
                 <w:webHidden/>
               </w:rPr>
-              <w:t>1</w:t>
+              <w:t>3</w:t>
             </w:r>
             <w:r>
               <w:rPr>
@@ -201,10 +209,14 @@
               <w:tab w:val="right" w:leader="dot" w:pos="9350"/>
             </w:tabs>
             <w:rPr>
+              <w:rFonts w:eastAsiaTheme="minorEastAsia"/>
               <w:noProof/>
+              <w:kern w:val="2"/>
+              <w:lang w:val="en-PH" w:eastAsia="en-PH"/>
+              <w14:ligatures w14:val="standardContextual"/>
             </w:rPr>
           </w:pPr>
-          <w:hyperlink w:anchor="_Toc183513446" w:history="1">
+          <w:hyperlink w:anchor="_Toc183623453" w:history="1">
             <w:r>
               <w:rPr>
                 <w:rStyle w:val="Hyperlink"/>
@@ -231,7 +243,7 @@
                 <w:noProof/>
                 <w:webHidden/>
               </w:rPr>
-              <w:instrText xml:space="preserve"> PAGEREF _Toc183513446 \h </w:instrText>
+              <w:instrText xml:space="preserve"> PAGEREF _Toc183623453 \h </w:instrText>
             </w:r>
             <w:r>
               <w:rPr>
@@ -251,7 +263,7 @@
                 <w:noProof/>
                 <w:webHidden/>
               </w:rPr>
-              <w:t>2</w:t>
+              <w:t>3</w:t>
             </w:r>
             <w:r>
               <w:rPr>
@@ -269,10 +281,14 @@
               <w:tab w:val="right" w:leader="dot" w:pos="9350"/>
             </w:tabs>
             <w:rPr>
+              <w:rFonts w:eastAsiaTheme="minorEastAsia"/>
               <w:noProof/>
+              <w:kern w:val="2"/>
+              <w:lang w:val="en-PH" w:eastAsia="en-PH"/>
+              <w14:ligatures w14:val="standardContextual"/>
             </w:rPr>
           </w:pPr>
-          <w:hyperlink w:anchor="_Toc183513447" w:history="1">
+          <w:hyperlink w:anchor="_Toc183623454" w:history="1">
             <w:r>
               <w:rPr>
                 <w:rStyle w:val="Hyperlink"/>
@@ -299,7 +315,7 @@
                 <w:noProof/>
                 <w:webHidden/>
               </w:rPr>
-              <w:instrText xml:space="preserve"> PAGEREF _Toc183513447 \h </w:instrText>
+              <w:instrText xml:space="preserve"> PAGEREF _Toc183623454 \h </w:instrText>
             </w:r>
             <w:r>
               <w:rPr>
@@ -319,7 +335,7 @@
                 <w:noProof/>
                 <w:webHidden/>
               </w:rPr>
-              <w:t>2</w:t>
+              <w:t>4</w:t>
             </w:r>
             <w:r>
               <w:rPr>
@@ -337,10 +353,14 @@
               <w:tab w:val="right" w:leader="dot" w:pos="9350"/>
             </w:tabs>
             <w:rPr>
+              <w:rFonts w:eastAsiaTheme="minorEastAsia"/>
               <w:noProof/>
+              <w:kern w:val="2"/>
+              <w:lang w:val="en-PH" w:eastAsia="en-PH"/>
+              <w14:ligatures w14:val="standardContextual"/>
             </w:rPr>
           </w:pPr>
-          <w:hyperlink w:anchor="_Toc183513448" w:history="1">
+          <w:hyperlink w:anchor="_Toc183623455" w:history="1">
             <w:r>
               <w:rPr>
                 <w:rStyle w:val="Hyperlink"/>
@@ -367,7 +387,7 @@
                 <w:noProof/>
                 <w:webHidden/>
               </w:rPr>
-              <w:instrText xml:space="preserve"> PAGEREF _Toc183513448 \h </w:instrText>
+              <w:instrText xml:space="preserve"> PAGEREF _Toc183623455 \h </w:instrText>
             </w:r>
             <w:r>
               <w:rPr>
@@ -387,7 +407,7 @@
                 <w:noProof/>
                 <w:webHidden/>
               </w:rPr>
-              <w:t>2</w:t>
+              <w:t>4</w:t>
             </w:r>
             <w:r>
               <w:rPr>
@@ -405,10 +425,14 @@
               <w:tab w:val="right" w:leader="dot" w:pos="9350"/>
             </w:tabs>
             <w:rPr>
+              <w:rFonts w:eastAsiaTheme="minorEastAsia"/>
               <w:noProof/>
+              <w:kern w:val="2"/>
+              <w:lang w:val="en-PH" w:eastAsia="en-PH"/>
+              <w14:ligatures w14:val="standardContextual"/>
             </w:rPr>
           </w:pPr>
-          <w:hyperlink w:anchor="_Toc183513449" w:history="1">
+          <w:hyperlink w:anchor="_Toc183623456" w:history="1">
             <w:r>
               <w:rPr>
                 <w:rStyle w:val="Hyperlink"/>
@@ -435,7 +459,7 @@
                 <w:noProof/>
                 <w:webHidden/>
               </w:rPr>
-              <w:instrText xml:space="preserve"> PAGEREF _Toc183513449 \h </w:instrText>
+              <w:instrText xml:space="preserve"> PAGEREF _Toc183623456 \h </w:instrText>
             </w:r>
             <w:r>
               <w:rPr>
@@ -455,7 +479,7 @@
                 <w:noProof/>
                 <w:webHidden/>
               </w:rPr>
-              <w:t>2</w:t>
+              <w:t>4</w:t>
             </w:r>
             <w:r>
               <w:rPr>
@@ -473,10 +497,14 @@
               <w:tab w:val="right" w:leader="dot" w:pos="9350"/>
             </w:tabs>
             <w:rPr>
+              <w:rFonts w:eastAsiaTheme="minorEastAsia"/>
               <w:noProof/>
+              <w:kern w:val="2"/>
+              <w:lang w:val="en-PH" w:eastAsia="en-PH"/>
+              <w14:ligatures w14:val="standardContextual"/>
             </w:rPr>
           </w:pPr>
-          <w:hyperlink w:anchor="_Toc183513450" w:history="1">
+          <w:hyperlink w:anchor="_Toc183623457" w:history="1">
             <w:r>
               <w:rPr>
                 <w:rStyle w:val="Hyperlink"/>
@@ -503,7 +531,7 @@
                 <w:noProof/>
                 <w:webHidden/>
               </w:rPr>
-              <w:instrText xml:space="preserve"> PAGEREF _Toc183513450 \h </w:instrText>
+              <w:instrText xml:space="preserve"> PAGEREF _Toc183623457 \h </w:instrText>
             </w:r>
             <w:r>
               <w:rPr>
@@ -523,7 +551,7 @@
                 <w:noProof/>
                 <w:webHidden/>
               </w:rPr>
-              <w:t>2</w:t>
+              <w:t>4</w:t>
             </w:r>
             <w:r>
               <w:rPr>
@@ -541,10 +569,14 @@
               <w:tab w:val="right" w:leader="dot" w:pos="9350"/>
             </w:tabs>
             <w:rPr>
+              <w:rFonts w:eastAsiaTheme="minorEastAsia"/>
               <w:noProof/>
+              <w:kern w:val="2"/>
+              <w:lang w:val="en-PH" w:eastAsia="en-PH"/>
+              <w14:ligatures w14:val="standardContextual"/>
             </w:rPr>
           </w:pPr>
-          <w:hyperlink w:anchor="_Toc183513451" w:history="1">
+          <w:hyperlink w:anchor="_Toc183623458" w:history="1">
             <w:r>
               <w:rPr>
                 <w:rStyle w:val="Hyperlink"/>
@@ -571,7 +603,7 @@
                 <w:noProof/>
                 <w:webHidden/>
               </w:rPr>
-              <w:instrText xml:space="preserve"> PAGEREF _Toc183513451 \h </w:instrText>
+              <w:instrText xml:space="preserve"> PAGEREF _Toc183623458 \h </w:instrText>
             </w:r>
             <w:r>
               <w:rPr>
@@ -591,7 +623,7 @@
                 <w:noProof/>
                 <w:webHidden/>
               </w:rPr>
-              <w:t>3</w:t>
+              <w:t>4</w:t>
             </w:r>
             <w:r>
               <w:rPr>
@@ -609,10 +641,14 @@
               <w:tab w:val="right" w:leader="dot" w:pos="9350"/>
             </w:tabs>
             <w:rPr>
+              <w:rFonts w:eastAsiaTheme="minorEastAsia"/>
               <w:noProof/>
+              <w:kern w:val="2"/>
+              <w:lang w:val="en-PH" w:eastAsia="en-PH"/>
+              <w14:ligatures w14:val="standardContextual"/>
             </w:rPr>
           </w:pPr>
-          <w:hyperlink w:anchor="_Toc183513452" w:history="1">
+          <w:hyperlink w:anchor="_Toc183623459" w:history="1">
             <w:r>
               <w:rPr>
                 <w:rStyle w:val="Hyperlink"/>
@@ -639,7 +675,7 @@
                 <w:noProof/>
                 <w:webHidden/>
               </w:rPr>
-              <w:instrText xml:space="preserve"> PAGEREF _Toc183513452 \h </w:instrText>
+              <w:instrText xml:space="preserve"> PAGEREF _Toc183623459 \h </w:instrText>
             </w:r>
             <w:r>
               <w:rPr>
@@ -659,7 +695,7 @@
                 <w:noProof/>
                 <w:webHidden/>
               </w:rPr>
-              <w:t>3</w:t>
+              <w:t>5</w:t>
             </w:r>
             <w:r>
               <w:rPr>
@@ -677,10 +713,14 @@
               <w:tab w:val="right" w:leader="dot" w:pos="9350"/>
             </w:tabs>
             <w:rPr>
+              <w:rFonts w:eastAsiaTheme="minorEastAsia"/>
               <w:noProof/>
+              <w:kern w:val="2"/>
+              <w:lang w:val="en-PH" w:eastAsia="en-PH"/>
+              <w14:ligatures w14:val="standardContextual"/>
             </w:rPr>
           </w:pPr>
-          <w:hyperlink w:anchor="_Toc183513453" w:history="1">
+          <w:hyperlink w:anchor="_Toc183623460" w:history="1">
             <w:r>
               <w:rPr>
                 <w:rStyle w:val="Hyperlink"/>
@@ -707,7 +747,7 @@
                 <w:noProof/>
                 <w:webHidden/>
               </w:rPr>
-              <w:instrText xml:space="preserve"> PAGEREF _Toc183513453 \h </w:instrText>
+              <w:instrText xml:space="preserve"> PAGEREF _Toc183623460 \h </w:instrText>
             </w:r>
             <w:r>
               <w:rPr>
@@ -727,7 +767,7 @@
                 <w:noProof/>
                 <w:webHidden/>
               </w:rPr>
-              <w:t>3</w:t>
+              <w:t>5</w:t>
             </w:r>
             <w:r>
               <w:rPr>
@@ -745,10 +785,14 @@
               <w:tab w:val="right" w:leader="dot" w:pos="9350"/>
             </w:tabs>
             <w:rPr>
+              <w:rFonts w:eastAsiaTheme="minorEastAsia"/>
               <w:noProof/>
+              <w:kern w:val="2"/>
+              <w:lang w:val="en-PH" w:eastAsia="en-PH"/>
+              <w14:ligatures w14:val="standardContextual"/>
             </w:rPr>
           </w:pPr>
-          <w:hyperlink w:anchor="_Toc183513454" w:history="1">
+          <w:hyperlink w:anchor="_Toc183623461" w:history="1">
             <w:r>
               <w:rPr>
                 <w:rStyle w:val="Hyperlink"/>
@@ -775,7 +819,7 @@
                 <w:noProof/>
                 <w:webHidden/>
               </w:rPr>
-              <w:instrText xml:space="preserve"> PAGEREF _Toc183513454 \h </w:instrText>
+              <w:instrText xml:space="preserve"> PAGEREF _Toc183623461 \h </w:instrText>
             </w:r>
             <w:r>
               <w:rPr>
@@ -795,7 +839,7 @@
                 <w:noProof/>
                 <w:webHidden/>
               </w:rPr>
-              <w:t>3</w:t>
+              <w:t>5</w:t>
             </w:r>
             <w:r>
               <w:rPr>
@@ -813,10 +857,14 @@
               <w:tab w:val="right" w:leader="dot" w:pos="9350"/>
             </w:tabs>
             <w:rPr>
+              <w:rFonts w:eastAsiaTheme="minorEastAsia"/>
               <w:noProof/>
+              <w:kern w:val="2"/>
+              <w:lang w:val="en-PH" w:eastAsia="en-PH"/>
+              <w14:ligatures w14:val="standardContextual"/>
             </w:rPr>
           </w:pPr>
-          <w:hyperlink w:anchor="_Toc183513455" w:history="1">
+          <w:hyperlink w:anchor="_Toc183623462" w:history="1">
             <w:r>
               <w:rPr>
                 <w:rStyle w:val="Hyperlink"/>
@@ -843,7 +891,7 @@
                 <w:noProof/>
                 <w:webHidden/>
               </w:rPr>
-              <w:instrText xml:space="preserve"> PAGEREF _Toc183513455 \h </w:instrText>
+              <w:instrText xml:space="preserve"> PAGEREF _Toc183623462 \h </w:instrText>
             </w:r>
             <w:r>
               <w:rPr>
@@ -863,7 +911,7 @@
                 <w:noProof/>
                 <w:webHidden/>
               </w:rPr>
-              <w:t>4</w:t>
+              <w:t>5</w:t>
             </w:r>
             <w:r>
               <w:rPr>
@@ -886,7 +934,7 @@
         <w:pStyle w:val="Heading1"/>
       </w:pPr>
       <w:bookmarkStart w:id="0" w:name="the-data"/>
-      <w:bookmarkStart w:id="1" w:name="_Toc183513444"/>
+      <w:bookmarkStart w:id="1" w:name="_Toc183623451"/>
       <w:r>
         <w:lastRenderedPageBreak/>
         <w:t>The Data</w:t>
@@ -898,7 +946,7 @@
         <w:pStyle w:val="Heading2"/>
       </w:pPr>
       <w:bookmarkStart w:id="2" w:name="edgar-andersons-iris-data"/>
-      <w:bookmarkStart w:id="3" w:name="_Toc183513445"/>
+      <w:bookmarkStart w:id="3" w:name="_Toc183623452"/>
       <w:r>
         <w:t>Edgar Anderson’s Iris Data</w:t>
       </w:r>
@@ -928,15 +976,7 @@
         <w:pStyle w:val="BodyText"/>
       </w:pPr>
       <w:r>
-        <w:t xml:space="preserve">The first 6 rows of the iris data set </w:t>
-      </w:r>
-      <w:proofErr w:type="gramStart"/>
-      <w:r>
-        <w:t>is</w:t>
-      </w:r>
-      <w:proofErr w:type="gramEnd"/>
-      <w:r>
-        <w:t xml:space="preserve"> shown in </w:t>
+        <w:t xml:space="preserve">The first 6 rows of the iris data set are shown in </w:t>
       </w:r>
       <w:hyperlink w:anchor="tbl-iris">
         <w:r>
@@ -1002,7 +1042,6 @@
                 <w:p>
                   <w:pPr>
                     <w:pStyle w:val="Compact"/>
-                    <w:jc w:val="center"/>
                   </w:pPr>
                   <w:r>
                     <w:t>Sepal Length</w:t>
@@ -1016,7 +1055,6 @@
                 <w:p>
                   <w:pPr>
                     <w:pStyle w:val="Compact"/>
-                    <w:jc w:val="center"/>
                   </w:pPr>
                   <w:r>
                     <w:t>Sepal Width</w:t>
@@ -1030,7 +1068,6 @@
                 <w:p>
                   <w:pPr>
                     <w:pStyle w:val="Compact"/>
-                    <w:jc w:val="center"/>
                   </w:pPr>
                   <w:r>
                     <w:t>Petal Length</w:t>
@@ -1044,7 +1081,6 @@
                 <w:p>
                   <w:pPr>
                     <w:pStyle w:val="Compact"/>
-                    <w:jc w:val="center"/>
                   </w:pPr>
                   <w:r>
                     <w:t>Petal Width</w:t>
@@ -1058,7 +1094,6 @@
                 <w:p>
                   <w:pPr>
                     <w:pStyle w:val="Compact"/>
-                    <w:jc w:val="center"/>
                   </w:pPr>
                   <w:r>
                     <w:t>Species</w:t>
@@ -1077,7 +1112,6 @@
                 <w:p>
                   <w:pPr>
                     <w:pStyle w:val="Compact"/>
-                    <w:jc w:val="center"/>
                   </w:pPr>
                   <w:r>
                     <w:t>5.1</w:t>
@@ -1091,7 +1125,6 @@
                 <w:p>
                   <w:pPr>
                     <w:pStyle w:val="Compact"/>
-                    <w:jc w:val="center"/>
                   </w:pPr>
                   <w:r>
                     <w:t>3.5</w:t>
@@ -1105,7 +1138,6 @@
                 <w:p>
                   <w:pPr>
                     <w:pStyle w:val="Compact"/>
-                    <w:jc w:val="center"/>
                   </w:pPr>
                   <w:r>
                     <w:t>1.4</w:t>
@@ -1119,7 +1151,6 @@
                 <w:p>
                   <w:pPr>
                     <w:pStyle w:val="Compact"/>
-                    <w:jc w:val="center"/>
                   </w:pPr>
                   <w:r>
                     <w:t>0.2</w:t>
@@ -1133,7 +1164,6 @@
                 <w:p>
                   <w:pPr>
                     <w:pStyle w:val="Compact"/>
-                    <w:jc w:val="center"/>
                   </w:pPr>
                   <w:r>
                     <w:t>setosa</w:t>
@@ -1152,7 +1182,6 @@
                 <w:p>
                   <w:pPr>
                     <w:pStyle w:val="Compact"/>
-                    <w:jc w:val="center"/>
                   </w:pPr>
                   <w:r>
                     <w:t>4.9</w:t>
@@ -1166,7 +1195,6 @@
                 <w:p>
                   <w:pPr>
                     <w:pStyle w:val="Compact"/>
-                    <w:jc w:val="center"/>
                   </w:pPr>
                   <w:r>
                     <w:t>3.0</w:t>
@@ -1180,7 +1208,6 @@
                 <w:p>
                   <w:pPr>
                     <w:pStyle w:val="Compact"/>
-                    <w:jc w:val="center"/>
                   </w:pPr>
                   <w:r>
                     <w:t>1.4</w:t>
@@ -1194,7 +1221,6 @@
                 <w:p>
                   <w:pPr>
                     <w:pStyle w:val="Compact"/>
-                    <w:jc w:val="center"/>
                   </w:pPr>
                   <w:r>
                     <w:t>0.2</w:t>
@@ -1208,7 +1234,6 @@
                 <w:p>
                   <w:pPr>
                     <w:pStyle w:val="Compact"/>
-                    <w:jc w:val="center"/>
                   </w:pPr>
                   <w:r>
                     <w:t>setosa</w:t>
@@ -1227,7 +1252,6 @@
                 <w:p>
                   <w:pPr>
                     <w:pStyle w:val="Compact"/>
-                    <w:jc w:val="center"/>
                   </w:pPr>
                   <w:r>
                     <w:t>4.7</w:t>
@@ -1241,7 +1265,6 @@
                 <w:p>
                   <w:pPr>
                     <w:pStyle w:val="Compact"/>
-                    <w:jc w:val="center"/>
                   </w:pPr>
                   <w:r>
                     <w:t>3.2</w:t>
@@ -1255,7 +1278,6 @@
                 <w:p>
                   <w:pPr>
                     <w:pStyle w:val="Compact"/>
-                    <w:jc w:val="center"/>
                   </w:pPr>
                   <w:r>
                     <w:t>1.3</w:t>
@@ -1269,7 +1291,6 @@
                 <w:p>
                   <w:pPr>
                     <w:pStyle w:val="Compact"/>
-                    <w:jc w:val="center"/>
                   </w:pPr>
                   <w:r>
                     <w:t>0.2</w:t>
@@ -1283,7 +1304,6 @@
                 <w:p>
                   <w:pPr>
                     <w:pStyle w:val="Compact"/>
-                    <w:jc w:val="center"/>
                   </w:pPr>
                   <w:r>
                     <w:t>setosa</w:t>
@@ -1302,7 +1322,6 @@
                 <w:p>
                   <w:pPr>
                     <w:pStyle w:val="Compact"/>
-                    <w:jc w:val="center"/>
                   </w:pPr>
                   <w:r>
                     <w:t>4.6</w:t>
@@ -1316,7 +1335,6 @@
                 <w:p>
                   <w:pPr>
                     <w:pStyle w:val="Compact"/>
-                    <w:jc w:val="center"/>
                   </w:pPr>
                   <w:r>
                     <w:t>3.1</w:t>
@@ -1330,7 +1348,6 @@
                 <w:p>
                   <w:pPr>
                     <w:pStyle w:val="Compact"/>
-                    <w:jc w:val="center"/>
                   </w:pPr>
                   <w:r>
                     <w:t>1.5</w:t>
@@ -1344,7 +1361,6 @@
                 <w:p>
                   <w:pPr>
                     <w:pStyle w:val="Compact"/>
-                    <w:jc w:val="center"/>
                   </w:pPr>
                   <w:r>
                     <w:t>0.2</w:t>
@@ -1358,7 +1374,6 @@
                 <w:p>
                   <w:pPr>
                     <w:pStyle w:val="Compact"/>
-                    <w:jc w:val="center"/>
                   </w:pPr>
                   <w:r>
                     <w:t>setosa</w:t>
@@ -1377,7 +1392,6 @@
                 <w:p>
                   <w:pPr>
                     <w:pStyle w:val="Compact"/>
-                    <w:jc w:val="center"/>
                   </w:pPr>
                   <w:r>
                     <w:t>5.0</w:t>
@@ -1391,7 +1405,6 @@
                 <w:p>
                   <w:pPr>
                     <w:pStyle w:val="Compact"/>
-                    <w:jc w:val="center"/>
                   </w:pPr>
                   <w:r>
                     <w:t>3.6</w:t>
@@ -1405,7 +1418,6 @@
                 <w:p>
                   <w:pPr>
                     <w:pStyle w:val="Compact"/>
-                    <w:jc w:val="center"/>
                   </w:pPr>
                   <w:r>
                     <w:t>1.4</w:t>
@@ -1419,7 +1431,6 @@
                 <w:p>
                   <w:pPr>
                     <w:pStyle w:val="Compact"/>
-                    <w:jc w:val="center"/>
                   </w:pPr>
                   <w:r>
                     <w:t>0.2</w:t>
@@ -1433,7 +1444,6 @@
                 <w:p>
                   <w:pPr>
                     <w:pStyle w:val="Compact"/>
-                    <w:jc w:val="center"/>
                   </w:pPr>
                   <w:r>
                     <w:t>setosa</w:t>
@@ -1452,7 +1462,6 @@
                 <w:p>
                   <w:pPr>
                     <w:pStyle w:val="Compact"/>
-                    <w:jc w:val="center"/>
                   </w:pPr>
                   <w:r>
                     <w:t>5.4</w:t>
@@ -1466,7 +1475,6 @@
                 <w:p>
                   <w:pPr>
                     <w:pStyle w:val="Compact"/>
-                    <w:jc w:val="center"/>
                   </w:pPr>
                   <w:r>
                     <w:t>3.9</w:t>
@@ -1480,7 +1488,6 @@
                 <w:p>
                   <w:pPr>
                     <w:pStyle w:val="Compact"/>
-                    <w:jc w:val="center"/>
                   </w:pPr>
                   <w:r>
                     <w:t>1.7</w:t>
@@ -1494,7 +1501,6 @@
                 <w:p>
                   <w:pPr>
                     <w:pStyle w:val="Compact"/>
-                    <w:jc w:val="center"/>
                   </w:pPr>
                   <w:r>
                     <w:t>0.4</w:t>
@@ -1508,7 +1514,6 @@
                 <w:p>
                   <w:pPr>
                     <w:pStyle w:val="Compact"/>
-                    <w:jc w:val="center"/>
                   </w:pPr>
                   <w:r>
                     <w:t>setosa</w:t>
@@ -1527,7 +1532,7 @@
         <w:pStyle w:val="Heading2"/>
       </w:pPr>
       <w:bookmarkStart w:id="5" w:name="descriptive-statistics"/>
-      <w:bookmarkStart w:id="6" w:name="_Toc183513446"/>
+      <w:bookmarkStart w:id="6" w:name="_Toc183623453"/>
       <w:bookmarkEnd w:id="2"/>
       <w:r>
         <w:t>Descriptive Statistics</w:t>
@@ -1580,17 +1585,8 @@
           </w:p>
           <w:tbl>
             <w:tblPr>
-              <w:tblStyle w:val="Table"/>
               <w:tblW w:w="0" w:type="auto"/>
               <w:jc w:val="center"/>
-              <w:tblBorders>
-                <w:top w:val="single" w:sz="4" w:space="0" w:color="auto"/>
-                <w:left w:val="single" w:sz="4" w:space="0" w:color="auto"/>
-                <w:bottom w:val="single" w:sz="4" w:space="0" w:color="auto"/>
-                <w:right w:val="single" w:sz="4" w:space="0" w:color="auto"/>
-                <w:insideH w:val="single" w:sz="4" w:space="0" w:color="auto"/>
-                <w:insideV w:val="single" w:sz="4" w:space="0" w:color="auto"/>
-              </w:tblBorders>
               <w:tblCellMar>
                 <w:left w:w="60" w:type="dxa"/>
                 <w:right w:w="60" w:type="dxa"/>
@@ -1598,8 +1594,8 @@
               <w:tblLook w:val="0000" w:firstRow="0" w:lastRow="0" w:firstColumn="0" w:lastColumn="0" w:noHBand="0" w:noVBand="0"/>
             </w:tblPr>
             <w:tblGrid>
-              <w:gridCol w:w="1258"/>
-              <w:gridCol w:w="2047"/>
+              <w:gridCol w:w="2144"/>
+              <w:gridCol w:w="3796"/>
             </w:tblGrid>
             <w:tr>
               <w:trPr>
@@ -1609,18 +1605,22 @@
               </w:trPr>
               <w:tc>
                 <w:tcPr>
-                  <w:tcW w:w="0" w:type="auto"/>
+                  <w:tcW w:w="2144" w:type="dxa"/>
+                  <w:tcBorders>
+                    <w:bottom w:val="single" w:sz="4" w:space="0" w:color="auto"/>
+                  </w:tcBorders>
                 </w:tcPr>
                 <w:p>
                   <w:pPr>
                     <w:keepNext/>
                     <w:spacing w:after="60"/>
-                  </w:pPr>
-                  <w:r>
                     <w:rPr>
-                      <w:rFonts w:ascii="Calibri" w:hAnsi="Calibri"/>
-                      <w:b/>
-                      <w:sz w:val="20"/>
+                      <w:bCs/>
+                    </w:rPr>
+                  </w:pPr>
+                  <w:r>
+                    <w:rPr>
+                      <w:bCs/>
                     </w:rPr>
                     <w:t>Characteristic</w:t>
                   </w:r>
@@ -1628,27 +1628,30 @@
               </w:tc>
               <w:tc>
                 <w:tcPr>
-                  <w:tcW w:w="0" w:type="auto"/>
+                  <w:tcW w:w="3796" w:type="dxa"/>
+                  <w:tcBorders>
+                    <w:bottom w:val="single" w:sz="4" w:space="0" w:color="auto"/>
+                  </w:tcBorders>
                 </w:tcPr>
                 <w:p>
                   <w:pPr>
                     <w:keepNext/>
                     <w:spacing w:after="60"/>
                     <w:jc w:val="center"/>
-                  </w:pPr>
-                  <w:r>
                     <w:rPr>
-                      <w:rFonts w:ascii="Calibri" w:hAnsi="Calibri"/>
-                      <w:b/>
-                      <w:sz w:val="20"/>
+                      <w:bCs/>
+                    </w:rPr>
+                  </w:pPr>
+                  <w:r>
+                    <w:rPr>
+                      <w:bCs/>
                     </w:rPr>
                     <w:t>N = 150</w:t>
                   </w:r>
                   <w:r>
                     <w:rPr>
-                      <w:rFonts w:ascii="Calibri" w:hAnsi="Calibri"/>
+                      <w:bCs/>
                       <w:i/>
-                      <w:sz w:val="20"/>
                       <w:vertAlign w:val="superscript"/>
                     </w:rPr>
                     <w:t>1</w:t>
@@ -1663,17 +1666,22 @@
               </w:trPr>
               <w:tc>
                 <w:tcPr>
-                  <w:tcW w:w="0" w:type="auto"/>
+                  <w:tcW w:w="2144" w:type="dxa"/>
+                  <w:tcBorders>
+                    <w:top w:val="single" w:sz="4" w:space="0" w:color="auto"/>
+                  </w:tcBorders>
                 </w:tcPr>
                 <w:p>
                   <w:pPr>
                     <w:keepNext/>
                     <w:spacing w:after="60"/>
-                  </w:pPr>
-                  <w:r>
                     <w:rPr>
-                      <w:rFonts w:ascii="Calibri" w:hAnsi="Calibri"/>
-                      <w:sz w:val="20"/>
+                      <w:bCs/>
+                    </w:rPr>
+                  </w:pPr>
+                  <w:r>
+                    <w:rPr>
+                      <w:bCs/>
                     </w:rPr>
                     <w:t>Sepal Length</w:t>
                   </w:r>
@@ -1681,18 +1689,23 @@
               </w:tc>
               <w:tc>
                 <w:tcPr>
-                  <w:tcW w:w="0" w:type="auto"/>
+                  <w:tcW w:w="3796" w:type="dxa"/>
+                  <w:tcBorders>
+                    <w:top w:val="single" w:sz="4" w:space="0" w:color="auto"/>
+                  </w:tcBorders>
                 </w:tcPr>
                 <w:p>
                   <w:pPr>
                     <w:keepNext/>
                     <w:spacing w:after="60"/>
                     <w:jc w:val="center"/>
-                  </w:pPr>
-                  <w:r>
                     <w:rPr>
-                      <w:rFonts w:ascii="Calibri" w:hAnsi="Calibri"/>
-                      <w:sz w:val="20"/>
+                      <w:bCs/>
+                    </w:rPr>
+                  </w:pPr>
+                  <w:r>
+                    <w:rPr>
+                      <w:bCs/>
                     </w:rPr>
                     <w:t>5.84 ± 0.83 (4.30 - 7.90)</w:t>
                   </w:r>
@@ -1706,17 +1719,19 @@
               </w:trPr>
               <w:tc>
                 <w:tcPr>
-                  <w:tcW w:w="0" w:type="auto"/>
+                  <w:tcW w:w="2144" w:type="dxa"/>
                 </w:tcPr>
                 <w:p>
                   <w:pPr>
                     <w:keepNext/>
                     <w:spacing w:after="60"/>
-                  </w:pPr>
-                  <w:r>
                     <w:rPr>
-                      <w:rFonts w:ascii="Calibri" w:hAnsi="Calibri"/>
-                      <w:sz w:val="20"/>
+                      <w:bCs/>
+                    </w:rPr>
+                  </w:pPr>
+                  <w:r>
+                    <w:rPr>
+                      <w:bCs/>
                     </w:rPr>
                     <w:t>Sepal Width</w:t>
                   </w:r>
@@ -1724,18 +1739,20 @@
               </w:tc>
               <w:tc>
                 <w:tcPr>
-                  <w:tcW w:w="0" w:type="auto"/>
+                  <w:tcW w:w="3796" w:type="dxa"/>
                 </w:tcPr>
                 <w:p>
                   <w:pPr>
                     <w:keepNext/>
                     <w:spacing w:after="60"/>
                     <w:jc w:val="center"/>
-                  </w:pPr>
-                  <w:r>
                     <w:rPr>
-                      <w:rFonts w:ascii="Calibri" w:hAnsi="Calibri"/>
-                      <w:sz w:val="20"/>
+                      <w:bCs/>
+                    </w:rPr>
+                  </w:pPr>
+                  <w:r>
+                    <w:rPr>
+                      <w:bCs/>
                     </w:rPr>
                     <w:t>3.06 ± 0.44 (2.00 - 4.40)</w:t>
                   </w:r>
@@ -1749,17 +1766,19 @@
               </w:trPr>
               <w:tc>
                 <w:tcPr>
-                  <w:tcW w:w="0" w:type="auto"/>
+                  <w:tcW w:w="2144" w:type="dxa"/>
                 </w:tcPr>
                 <w:p>
                   <w:pPr>
                     <w:keepNext/>
                     <w:spacing w:after="60"/>
-                  </w:pPr>
-                  <w:r>
                     <w:rPr>
-                      <w:rFonts w:ascii="Calibri" w:hAnsi="Calibri"/>
-                      <w:sz w:val="20"/>
+                      <w:bCs/>
+                    </w:rPr>
+                  </w:pPr>
+                  <w:r>
+                    <w:rPr>
+                      <w:bCs/>
                     </w:rPr>
                     <w:t>Petal Length</w:t>
                   </w:r>
@@ -1767,18 +1786,20 @@
               </w:tc>
               <w:tc>
                 <w:tcPr>
-                  <w:tcW w:w="0" w:type="auto"/>
+                  <w:tcW w:w="3796" w:type="dxa"/>
                 </w:tcPr>
                 <w:p>
                   <w:pPr>
                     <w:keepNext/>
                     <w:spacing w:after="60"/>
                     <w:jc w:val="center"/>
-                  </w:pPr>
-                  <w:r>
                     <w:rPr>
-                      <w:rFonts w:ascii="Calibri" w:hAnsi="Calibri"/>
-                      <w:sz w:val="20"/>
+                      <w:bCs/>
+                    </w:rPr>
+                  </w:pPr>
+                  <w:r>
+                    <w:rPr>
+                      <w:bCs/>
                     </w:rPr>
                     <w:t>3.76 ± 1.77 (1.00 - 6.90)</w:t>
                   </w:r>
@@ -1792,17 +1813,19 @@
               </w:trPr>
               <w:tc>
                 <w:tcPr>
-                  <w:tcW w:w="0" w:type="auto"/>
+                  <w:tcW w:w="2144" w:type="dxa"/>
                 </w:tcPr>
                 <w:p>
                   <w:pPr>
                     <w:keepNext/>
                     <w:spacing w:after="60"/>
-                  </w:pPr>
-                  <w:r>
                     <w:rPr>
-                      <w:rFonts w:ascii="Calibri" w:hAnsi="Calibri"/>
-                      <w:sz w:val="20"/>
+                      <w:bCs/>
+                    </w:rPr>
+                  </w:pPr>
+                  <w:r>
+                    <w:rPr>
+                      <w:bCs/>
                     </w:rPr>
                     <w:t>Petal Width</w:t>
                   </w:r>
@@ -1810,18 +1833,20 @@
               </w:tc>
               <w:tc>
                 <w:tcPr>
-                  <w:tcW w:w="0" w:type="auto"/>
+                  <w:tcW w:w="3796" w:type="dxa"/>
                 </w:tcPr>
                 <w:p>
                   <w:pPr>
                     <w:keepNext/>
                     <w:spacing w:after="60"/>
                     <w:jc w:val="center"/>
-                  </w:pPr>
-                  <w:r>
                     <w:rPr>
-                      <w:rFonts w:ascii="Calibri" w:hAnsi="Calibri"/>
-                      <w:sz w:val="20"/>
+                      <w:bCs/>
+                    </w:rPr>
+                  </w:pPr>
+                  <w:r>
+                    <w:rPr>
+                      <w:bCs/>
                     </w:rPr>
                     <w:t>1.20 ± 0.76 (0.10 - 2.50)</w:t>
                   </w:r>
@@ -1835,17 +1860,19 @@
               </w:trPr>
               <w:tc>
                 <w:tcPr>
-                  <w:tcW w:w="0" w:type="auto"/>
+                  <w:tcW w:w="2144" w:type="dxa"/>
                 </w:tcPr>
                 <w:p>
                   <w:pPr>
                     <w:keepNext/>
                     <w:spacing w:after="60"/>
-                  </w:pPr>
-                  <w:r>
                     <w:rPr>
-                      <w:rFonts w:ascii="Calibri" w:hAnsi="Calibri"/>
-                      <w:sz w:val="20"/>
+                      <w:bCs/>
+                    </w:rPr>
+                  </w:pPr>
+                  <w:r>
+                    <w:rPr>
+                      <w:bCs/>
                     </w:rPr>
                     <w:t>Species</w:t>
                   </w:r>
@@ -1853,13 +1880,16 @@
               </w:tc>
               <w:tc>
                 <w:tcPr>
-                  <w:tcW w:w="0" w:type="auto"/>
+                  <w:tcW w:w="3796" w:type="dxa"/>
                 </w:tcPr>
                 <w:p>
                   <w:pPr>
                     <w:keepNext/>
                     <w:spacing w:after="60"/>
                     <w:jc w:val="center"/>
+                    <w:rPr>
+                      <w:bCs/>
+                    </w:rPr>
                   </w:pPr>
                 </w:p>
               </w:tc>
@@ -1871,17 +1901,19 @@
               </w:trPr>
               <w:tc>
                 <w:tcPr>
-                  <w:tcW w:w="0" w:type="auto"/>
+                  <w:tcW w:w="2144" w:type="dxa"/>
                 </w:tcPr>
                 <w:p>
                   <w:pPr>
                     <w:keepNext/>
                     <w:spacing w:after="60"/>
-                  </w:pPr>
-                  <w:r>
                     <w:rPr>
-                      <w:rFonts w:ascii="Calibri" w:hAnsi="Calibri"/>
-                      <w:sz w:val="20"/>
+                      <w:bCs/>
+                    </w:rPr>
+                  </w:pPr>
+                  <w:r>
+                    <w:rPr>
+                      <w:bCs/>
                     </w:rPr>
                     <w:t>    setosa</w:t>
                   </w:r>
@@ -1889,18 +1921,20 @@
               </w:tc>
               <w:tc>
                 <w:tcPr>
-                  <w:tcW w:w="0" w:type="auto"/>
+                  <w:tcW w:w="3796" w:type="dxa"/>
                 </w:tcPr>
                 <w:p>
                   <w:pPr>
                     <w:keepNext/>
                     <w:spacing w:after="60"/>
                     <w:jc w:val="center"/>
-                  </w:pPr>
-                  <w:r>
                     <w:rPr>
-                      <w:rFonts w:ascii="Calibri" w:hAnsi="Calibri"/>
-                      <w:sz w:val="20"/>
+                      <w:bCs/>
+                    </w:rPr>
+                  </w:pPr>
+                  <w:r>
+                    <w:rPr>
+                      <w:bCs/>
                     </w:rPr>
                     <w:t>50 (33%)</w:t>
                   </w:r>
@@ -1914,17 +1948,19 @@
               </w:trPr>
               <w:tc>
                 <w:tcPr>
-                  <w:tcW w:w="0" w:type="auto"/>
+                  <w:tcW w:w="2144" w:type="dxa"/>
                 </w:tcPr>
                 <w:p>
                   <w:pPr>
                     <w:keepNext/>
                     <w:spacing w:after="60"/>
-                  </w:pPr>
-                  <w:r>
                     <w:rPr>
-                      <w:rFonts w:ascii="Calibri" w:hAnsi="Calibri"/>
-                      <w:sz w:val="20"/>
+                      <w:bCs/>
+                    </w:rPr>
+                  </w:pPr>
+                  <w:r>
+                    <w:rPr>
+                      <w:bCs/>
                     </w:rPr>
                     <w:t>    versicolor</w:t>
                   </w:r>
@@ -1932,18 +1968,20 @@
               </w:tc>
               <w:tc>
                 <w:tcPr>
-                  <w:tcW w:w="0" w:type="auto"/>
+                  <w:tcW w:w="3796" w:type="dxa"/>
                 </w:tcPr>
                 <w:p>
                   <w:pPr>
                     <w:keepNext/>
                     <w:spacing w:after="60"/>
                     <w:jc w:val="center"/>
-                  </w:pPr>
-                  <w:r>
                     <w:rPr>
-                      <w:rFonts w:ascii="Calibri" w:hAnsi="Calibri"/>
-                      <w:sz w:val="20"/>
+                      <w:bCs/>
+                    </w:rPr>
+                  </w:pPr>
+                  <w:r>
+                    <w:rPr>
+                      <w:bCs/>
                     </w:rPr>
                     <w:t>50 (33%)</w:t>
                   </w:r>
@@ -1957,17 +1995,22 @@
               </w:trPr>
               <w:tc>
                 <w:tcPr>
-                  <w:tcW w:w="0" w:type="auto"/>
+                  <w:tcW w:w="2144" w:type="dxa"/>
+                  <w:tcBorders>
+                    <w:bottom w:val="single" w:sz="4" w:space="0" w:color="auto"/>
+                  </w:tcBorders>
                 </w:tcPr>
                 <w:p>
                   <w:pPr>
                     <w:keepNext/>
                     <w:spacing w:after="60"/>
-                  </w:pPr>
-                  <w:r>
                     <w:rPr>
-                      <w:rFonts w:ascii="Calibri" w:hAnsi="Calibri"/>
-                      <w:sz w:val="20"/>
+                      <w:bCs/>
+                    </w:rPr>
+                  </w:pPr>
+                  <w:r>
+                    <w:rPr>
+                      <w:bCs/>
                     </w:rPr>
                     <w:t>    virginica</w:t>
                   </w:r>
@@ -1975,18 +2018,23 @@
               </w:tc>
               <w:tc>
                 <w:tcPr>
-                  <w:tcW w:w="0" w:type="auto"/>
+                  <w:tcW w:w="3796" w:type="dxa"/>
+                  <w:tcBorders>
+                    <w:bottom w:val="single" w:sz="4" w:space="0" w:color="auto"/>
+                  </w:tcBorders>
                 </w:tcPr>
                 <w:p>
                   <w:pPr>
                     <w:keepNext/>
                     <w:spacing w:after="60"/>
                     <w:jc w:val="center"/>
-                  </w:pPr>
-                  <w:r>
                     <w:rPr>
-                      <w:rFonts w:ascii="Calibri" w:hAnsi="Calibri"/>
-                      <w:sz w:val="20"/>
+                      <w:bCs/>
+                    </w:rPr>
+                  </w:pPr>
+                  <w:r>
+                    <w:rPr>
+                      <w:bCs/>
                     </w:rPr>
                     <w:t>50 (33%)</w:t>
                   </w:r>
@@ -2000,27 +2048,31 @@
               </w:trPr>
               <w:tc>
                 <w:tcPr>
-                  <w:tcW w:w="0" w:type="auto"/>
+                  <w:tcW w:w="5940" w:type="dxa"/>
                   <w:gridSpan w:val="2"/>
+                  <w:tcBorders>
+                    <w:top w:val="single" w:sz="4" w:space="0" w:color="auto"/>
+                  </w:tcBorders>
                 </w:tcPr>
                 <w:p>
                   <w:pPr>
                     <w:keepNext/>
                     <w:spacing w:after="60"/>
-                  </w:pPr>
-                  <w:r>
                     <w:rPr>
-                      <w:rFonts w:ascii="Calibri" w:hAnsi="Calibri"/>
+                      <w:bCs/>
+                    </w:rPr>
+                  </w:pPr>
+                  <w:r>
+                    <w:rPr>
+                      <w:bCs/>
                       <w:i/>
-                      <w:sz w:val="20"/>
                       <w:vertAlign w:val="superscript"/>
                     </w:rPr>
                     <w:t>1</w:t>
                   </w:r>
                   <w:r>
                     <w:rPr>
-                      <w:rFonts w:ascii="Calibri" w:hAnsi="Calibri"/>
-                      <w:sz w:val="20"/>
+                      <w:bCs/>
                     </w:rPr>
                     <w:t>Mean ± SD (Min - Max); n (%)</w:t>
                   </w:r>
@@ -2042,7 +2094,7 @@
         <w:pStyle w:val="Heading1"/>
       </w:pPr>
       <w:bookmarkStart w:id="8" w:name="hypothesis-testing"/>
-      <w:bookmarkStart w:id="9" w:name="_Toc183513447"/>
+      <w:bookmarkStart w:id="9" w:name="_Toc183623454"/>
       <w:bookmarkEnd w:id="0"/>
       <w:bookmarkEnd w:id="5"/>
       <w:r>
@@ -2055,7 +2107,7 @@
       <w:pPr>
         <w:pStyle w:val="Heading2"/>
       </w:pPr>
-      <w:bookmarkStart w:id="10" w:name="_Toc183513448"/>
+      <w:bookmarkStart w:id="10" w:name="_Toc183623455"/>
       <w:r>
         <w:t>Two-Sided</w:t>
       </w:r>
@@ -2066,7 +2118,7 @@
         <w:pStyle w:val="Heading3"/>
       </w:pPr>
       <w:bookmarkStart w:id="11" w:name="research-question"/>
-      <w:bookmarkStart w:id="12" w:name="_Toc183513449"/>
+      <w:bookmarkStart w:id="12" w:name="_Toc183623456"/>
       <w:r>
         <w:t>Research Question</w:t>
       </w:r>
@@ -2085,7 +2137,7 @@
         <w:pStyle w:val="Heading3"/>
       </w:pPr>
       <w:bookmarkStart w:id="13" w:name="hypothesis-and-test-statistics"/>
-      <w:bookmarkStart w:id="14" w:name="_Toc183513450"/>
+      <w:bookmarkStart w:id="14" w:name="_Toc183623457"/>
       <w:bookmarkEnd w:id="11"/>
       <w:r>
         <w:t>Hypothesis and Test Statistics</w:t>
@@ -2096,7 +2148,7 @@
       <w:pPr>
         <w:numPr>
           <w:ilvl w:val="0"/>
-          <w:numId w:val="2"/>
+          <w:numId w:val="8"/>
         </w:numPr>
       </w:pPr>
       <m:oMath>
@@ -2164,7 +2216,7 @@
       <w:pPr>
         <w:numPr>
           <w:ilvl w:val="0"/>
-          <w:numId w:val="2"/>
+          <w:numId w:val="8"/>
         </w:numPr>
       </w:pPr>
       <m:oMath>
@@ -2232,7 +2284,7 @@
       <w:pPr>
         <w:numPr>
           <w:ilvl w:val="0"/>
-          <w:numId w:val="2"/>
+          <w:numId w:val="8"/>
         </w:numPr>
       </w:pPr>
       <w:r>
@@ -2278,7 +2330,7 @@
       <w:pPr>
         <w:numPr>
           <w:ilvl w:val="0"/>
-          <w:numId w:val="2"/>
+          <w:numId w:val="8"/>
         </w:numPr>
       </w:pPr>
       <w:r>
@@ -2293,7 +2345,7 @@
       <w:pPr>
         <w:numPr>
           <w:ilvl w:val="0"/>
-          <w:numId w:val="2"/>
+          <w:numId w:val="8"/>
         </w:numPr>
       </w:pPr>
       <w:r>
@@ -2304,7 +2356,7 @@
       <w:pPr>
         <w:numPr>
           <w:ilvl w:val="0"/>
-          <w:numId w:val="2"/>
+          <w:numId w:val="8"/>
         </w:numPr>
       </w:pPr>
       <m:oMath>
@@ -2339,7 +2391,7 @@
         <w:pStyle w:val="Heading3"/>
       </w:pPr>
       <w:bookmarkStart w:id="15" w:name="results-and-interpretation"/>
-      <w:bookmarkStart w:id="16" w:name="_Toc183513451"/>
+      <w:bookmarkStart w:id="16" w:name="_Toc183623458"/>
       <w:bookmarkEnd w:id="13"/>
       <w:r>
         <w:t>Results and Interpretation</w:t>
@@ -2351,38 +2403,18 @@
         <w:pStyle w:val="FirstParagraph"/>
       </w:pPr>
       <w:r>
-        <w:t xml:space="preserve">The histogram and test statistics is shown on </w:t>
-      </w:r>
-      <w:hyperlink w:anchor="fig-test">
+        <w:t xml:space="preserve">The test statistics is shown on </w:t>
+      </w:r>
+      <w:hyperlink w:anchor="tbl-stats-ts">
         <w:r>
           <w:rPr>
             <w:rStyle w:val="Hyperlink"/>
           </w:rPr>
-          <w:t>Figure 1</w:t>
+          <w:t>Table 3</w:t>
         </w:r>
       </w:hyperlink>
       <w:r>
-        <w:t xml:space="preserve">. Based on the histogram and the </w:t>
-      </w:r>
-      <w:r>
-        <w:rPr>
-          <w:i/>
-          <w:iCs/>
-        </w:rPr>
-        <w:t>p</w:t>
-      </w:r>
-      <w:r>
-        <w:t>-value being greater than 5% (</w:t>
-      </w:r>
-      <w:r>
-        <w:rPr>
-          <w:i/>
-          <w:iCs/>
-        </w:rPr>
-        <w:t>p</w:t>
-      </w:r>
-      <w:r>
-        <w:t>-value = 0.52), we do not reject the null hypothesis. There is no sufficient evidence that the mean sepal length is different from 5.8 cm.</w:t>
+        <w:t>.</w:t>
       </w:r>
     </w:p>
     <w:tbl>
@@ -2402,78 +2434,217 @@
           </w:tcPr>
           <w:p>
             <w:pPr>
-              <w:pStyle w:val="Compact"/>
-              <w:jc w:val="center"/>
-            </w:pPr>
-            <w:bookmarkStart w:id="17" w:name="fig-test"/>
-            <w:r>
-              <w:rPr>
-                <w:noProof/>
-              </w:rPr>
-              <w:lastRenderedPageBreak/>
-              <w:drawing>
-                <wp:inline distT="0" distB="0" distL="0" distR="0" wp14:anchorId="5FEB204E" wp14:editId="5A43344A">
-                  <wp:extent cx="4620126" cy="3696101"/>
-                  <wp:effectExtent l="0" t="0" r="0" b="0"/>
-                  <wp:docPr id="29" name="Picture"/>
-                  <wp:cNvGraphicFramePr/>
-                  <a:graphic xmlns:a="http://schemas.openxmlformats.org/drawingml/2006/main">
-                    <a:graphicData uri="http://schemas.openxmlformats.org/drawingml/2006/picture">
-                      <pic:pic xmlns:pic="http://schemas.openxmlformats.org/drawingml/2006/picture">
-                        <pic:nvPicPr>
-                          <pic:cNvPr id="30" name="Picture" descr="excel-one-variable-numerical_files/figure-docx/fig-test-1.png"/>
-                          <pic:cNvPicPr>
-                            <a:picLocks noChangeAspect="1" noChangeArrowheads="1"/>
-                          </pic:cNvPicPr>
-                        </pic:nvPicPr>
-                        <pic:blipFill>
-                          <a:blip r:embed="rId6"/>
-                          <a:stretch>
-                            <a:fillRect/>
-                          </a:stretch>
-                        </pic:blipFill>
-                        <pic:spPr bwMode="auto">
-                          <a:xfrm>
-                            <a:off x="0" y="0"/>
-                            <a:ext cx="4620126" cy="3696101"/>
-                          </a:xfrm>
-                          <a:prstGeom prst="rect">
-                            <a:avLst/>
-                          </a:prstGeom>
-                          <a:noFill/>
-                          <a:ln w="9525">
-                            <a:noFill/>
-                            <a:headEnd/>
-                            <a:tailEnd/>
-                          </a:ln>
-                        </pic:spPr>
-                      </pic:pic>
-                    </a:graphicData>
-                  </a:graphic>
-                </wp:inline>
-              </w:drawing>
-            </w:r>
-          </w:p>
-          <w:p>
-            <w:pPr>
               <w:pStyle w:val="ImageCaption"/>
               <w:spacing w:before="200"/>
             </w:pPr>
-            <w:r>
-              <w:t>Figure 1: Histogram and test statistics.</w:t>
+            <w:bookmarkStart w:id="17" w:name="tbl-stats-ts"/>
+            <w:r>
+              <w:t>Table 3: Test statistics.</w:t>
             </w:r>
           </w:p>
+          <w:tbl>
+            <w:tblPr>
+              <w:tblStyle w:val="Table"/>
+              <w:tblW w:w="0" w:type="auto"/>
+              <w:jc w:val="center"/>
+              <w:tblLook w:val="0020" w:firstRow="1" w:lastRow="0" w:firstColumn="0" w:lastColumn="0" w:noHBand="0" w:noVBand="0"/>
+            </w:tblPr>
+            <w:tblGrid>
+              <w:gridCol w:w="1131"/>
+              <w:gridCol w:w="1051"/>
+              <w:gridCol w:w="979"/>
+              <w:gridCol w:w="2098"/>
+              <w:gridCol w:w="1320"/>
+            </w:tblGrid>
+            <w:tr>
+              <w:trPr>
+                <w:cnfStyle w:val="100000000000" w:firstRow="1" w:lastRow="0" w:firstColumn="0" w:lastColumn="0" w:oddVBand="0" w:evenVBand="0" w:oddHBand="0" w:evenHBand="0" w:firstRowFirstColumn="0" w:firstRowLastColumn="0" w:lastRowFirstColumn="0" w:lastRowLastColumn="0"/>
+                <w:tblHeader/>
+                <w:jc w:val="center"/>
+              </w:trPr>
+              <w:tc>
+                <w:tcPr>
+                  <w:tcW w:w="0" w:type="auto"/>
+                </w:tcPr>
+                <w:p>
+                  <w:pPr>
+                    <w:pStyle w:val="Compact"/>
+                  </w:pPr>
+                  <w:r>
+                    <w:t>estimate</w:t>
+                  </w:r>
+                </w:p>
+              </w:tc>
+              <w:tc>
+                <w:tcPr>
+                  <w:tcW w:w="0" w:type="auto"/>
+                </w:tcPr>
+                <w:p>
+                  <w:pPr>
+                    <w:pStyle w:val="Compact"/>
+                  </w:pPr>
+                  <w:r>
+                    <w:t>statistic</w:t>
+                  </w:r>
+                </w:p>
+              </w:tc>
+              <w:tc>
+                <w:tcPr>
+                  <w:tcW w:w="0" w:type="auto"/>
+                </w:tcPr>
+                <w:p>
+                  <w:pPr>
+                    <w:pStyle w:val="Compact"/>
+                  </w:pPr>
+                  <w:r>
+                    <w:t>p.value</w:t>
+                  </w:r>
+                </w:p>
+              </w:tc>
+              <w:tc>
+                <w:tcPr>
+                  <w:tcW w:w="0" w:type="auto"/>
+                </w:tcPr>
+                <w:p>
+                  <w:pPr>
+                    <w:pStyle w:val="Compact"/>
+                  </w:pPr>
+                  <w:r>
+                    <w:t>method</w:t>
+                  </w:r>
+                </w:p>
+              </w:tc>
+              <w:tc>
+                <w:tcPr>
+                  <w:tcW w:w="0" w:type="auto"/>
+                </w:tcPr>
+                <w:p>
+                  <w:pPr>
+                    <w:pStyle w:val="Compact"/>
+                  </w:pPr>
+                  <w:r>
+                    <w:t>alternative</w:t>
+                  </w:r>
+                </w:p>
+              </w:tc>
+            </w:tr>
+            <w:tr>
+              <w:trPr>
+                <w:jc w:val="center"/>
+              </w:trPr>
+              <w:tc>
+                <w:tcPr>
+                  <w:tcW w:w="0" w:type="auto"/>
+                </w:tcPr>
+                <w:p>
+                  <w:pPr>
+                    <w:pStyle w:val="Compact"/>
+                  </w:pPr>
+                  <w:r>
+                    <w:t>5.84</w:t>
+                  </w:r>
+                </w:p>
+              </w:tc>
+              <w:tc>
+                <w:tcPr>
+                  <w:tcW w:w="0" w:type="auto"/>
+                </w:tcPr>
+                <w:p>
+                  <w:pPr>
+                    <w:pStyle w:val="Compact"/>
+                  </w:pPr>
+                  <w:r>
+                    <w:t>0.64</w:t>
+                  </w:r>
+                </w:p>
+              </w:tc>
+              <w:tc>
+                <w:tcPr>
+                  <w:tcW w:w="0" w:type="auto"/>
+                </w:tcPr>
+                <w:p>
+                  <w:pPr>
+                    <w:pStyle w:val="Compact"/>
+                  </w:pPr>
+                  <w:r>
+                    <w:t>0.52</w:t>
+                  </w:r>
+                </w:p>
+              </w:tc>
+              <w:tc>
+                <w:tcPr>
+                  <w:tcW w:w="0" w:type="auto"/>
+                </w:tcPr>
+                <w:p>
+                  <w:pPr>
+                    <w:pStyle w:val="Compact"/>
+                  </w:pPr>
+                  <w:r>
+                    <w:t>One Sample t-test</w:t>
+                  </w:r>
+                </w:p>
+              </w:tc>
+              <w:tc>
+                <w:tcPr>
+                  <w:tcW w:w="0" w:type="auto"/>
+                </w:tcPr>
+                <w:p>
+                  <w:pPr>
+                    <w:pStyle w:val="Compact"/>
+                  </w:pPr>
+                  <w:r>
+                    <w:t>two.sided</w:t>
+                  </w:r>
+                </w:p>
+              </w:tc>
+            </w:tr>
+            <w:bookmarkEnd w:id="17"/>
+          </w:tbl>
+          <w:p/>
         </w:tc>
-        <w:bookmarkEnd w:id="17"/>
       </w:tr>
     </w:tbl>
     <w:p>
       <w:pPr>
+        <w:pStyle w:val="BodyText"/>
+      </w:pPr>
+      <w:r>
+        <w:t xml:space="preserve">Based on the </w:t>
+      </w:r>
+      <w:r>
+        <w:rPr>
+          <w:i/>
+          <w:iCs/>
+        </w:rPr>
+        <w:t>p</w:t>
+      </w:r>
+      <w:r>
+        <w:t>-value being greater than 5% (</w:t>
+      </w:r>
+      <w:r>
+        <w:rPr>
+          <w:i/>
+          <w:iCs/>
+        </w:rPr>
+        <w:t>p</w:t>
+      </w:r>
+      <w:r>
+        <w:t>-value = 0.52), we do not reject the null hypothesis. There is no sufficient evidence that the mean sepal length is different from 5.8 cm.</w:t>
+      </w:r>
+    </w:p>
+    <w:p>
+      <w:r>
+        <w:br w:type="page"/>
+      </w:r>
+    </w:p>
+    <w:p>
+      <w:pPr>
         <w:pStyle w:val="Heading2"/>
       </w:pPr>
-      <w:bookmarkStart w:id="18" w:name="_Toc183513452"/>
+      <w:bookmarkStart w:id="18" w:name="_Toc183623459"/>
       <w:bookmarkEnd w:id="15"/>
       <w:r>
+        <w:lastRenderedPageBreak/>
         <w:t>One-Sided</w:t>
       </w:r>
       <w:bookmarkEnd w:id="18"/>
@@ -2483,7 +2654,7 @@
         <w:pStyle w:val="Heading3"/>
       </w:pPr>
       <w:bookmarkStart w:id="19" w:name="research-question-1"/>
-      <w:bookmarkStart w:id="20" w:name="_Toc183513453"/>
+      <w:bookmarkStart w:id="20" w:name="_Toc183623460"/>
       <w:r>
         <w:t>Research Question</w:t>
       </w:r>
@@ -2502,7 +2673,7 @@
         <w:pStyle w:val="Heading3"/>
       </w:pPr>
       <w:bookmarkStart w:id="21" w:name="hypothesis-and-test-statistics-1"/>
-      <w:bookmarkStart w:id="22" w:name="_Toc183513454"/>
+      <w:bookmarkStart w:id="22" w:name="_Toc183623461"/>
       <w:bookmarkEnd w:id="19"/>
       <w:r>
         <w:t>Hypothesis and Test Statistics</w:t>
@@ -2513,7 +2684,7 @@
       <w:pPr>
         <w:numPr>
           <w:ilvl w:val="0"/>
-          <w:numId w:val="3"/>
+          <w:numId w:val="9"/>
         </w:numPr>
       </w:pPr>
       <m:oMath>
@@ -2581,7 +2752,7 @@
       <w:pPr>
         <w:numPr>
           <w:ilvl w:val="0"/>
-          <w:numId w:val="3"/>
+          <w:numId w:val="9"/>
         </w:numPr>
       </w:pPr>
       <m:oMath>
@@ -2649,7 +2820,7 @@
       <w:pPr>
         <w:numPr>
           <w:ilvl w:val="0"/>
-          <w:numId w:val="3"/>
+          <w:numId w:val="9"/>
         </w:numPr>
       </w:pPr>
       <w:r>
@@ -2695,7 +2866,7 @@
       <w:pPr>
         <w:numPr>
           <w:ilvl w:val="0"/>
-          <w:numId w:val="3"/>
+          <w:numId w:val="9"/>
         </w:numPr>
       </w:pPr>
       <w:r>
@@ -2710,7 +2881,7 @@
       <w:pPr>
         <w:numPr>
           <w:ilvl w:val="0"/>
-          <w:numId w:val="3"/>
+          <w:numId w:val="9"/>
         </w:numPr>
       </w:pPr>
       <w:r>
@@ -2721,7 +2892,7 @@
       <w:pPr>
         <w:numPr>
           <w:ilvl w:val="0"/>
-          <w:numId w:val="3"/>
+          <w:numId w:val="9"/>
         </w:numPr>
       </w:pPr>
       <m:oMath>
@@ -2756,7 +2927,7 @@
         <w:pStyle w:val="Heading3"/>
       </w:pPr>
       <w:bookmarkStart w:id="23" w:name="results-and-interpretation-1"/>
-      <w:bookmarkStart w:id="24" w:name="_Toc183513455"/>
+      <w:bookmarkStart w:id="24" w:name="_Toc183623462"/>
       <w:bookmarkEnd w:id="21"/>
       <w:r>
         <w:t>Results and Interpretation</w:t>
@@ -2765,100 +2936,216 @@
     </w:p>
     <w:p>
       <w:pPr>
-        <w:pStyle w:val="SourceCode"/>
-      </w:pPr>
-      <w:r>
-        <w:br/>
-      </w:r>
-      <w:r>
-        <w:rPr>
-          <w:rStyle w:val="VerbatimChar"/>
-        </w:rPr>
-        <w:t xml:space="preserve">    One Sample t-test</w:t>
-      </w:r>
-      <w:r>
-        <w:br/>
-      </w:r>
-      <w:r>
-        <w:br/>
-      </w:r>
-      <w:r>
-        <w:rPr>
-          <w:rStyle w:val="VerbatimChar"/>
-        </w:rPr>
-        <w:lastRenderedPageBreak/>
-        <w:t>data:  iris$Sepal.Length</w:t>
-      </w:r>
-      <w:r>
-        <w:br/>
-      </w:r>
-      <w:r>
-        <w:rPr>
-          <w:rStyle w:val="VerbatimChar"/>
-        </w:rPr>
-        <w:t>t = 2.12, df = 149, p-value = 0.01783</w:t>
-      </w:r>
-      <w:r>
-        <w:br/>
-      </w:r>
-      <w:r>
-        <w:rPr>
-          <w:rStyle w:val="VerbatimChar"/>
-        </w:rPr>
-        <w:t>alternative hypothesis: true mean is greater than 5.7</w:t>
-      </w:r>
-      <w:r>
-        <w:br/>
-      </w:r>
-      <w:r>
-        <w:rPr>
-          <w:rStyle w:val="VerbatimChar"/>
-        </w:rPr>
-        <w:t>95 percent confidence interval:</w:t>
-      </w:r>
-      <w:r>
-        <w:br/>
-      </w:r>
-      <w:r>
-        <w:rPr>
-          <w:rStyle w:val="VerbatimChar"/>
-        </w:rPr>
-        <w:t xml:space="preserve"> 5.731427      Inf</w:t>
-      </w:r>
-      <w:r>
-        <w:br/>
-      </w:r>
-      <w:r>
-        <w:rPr>
-          <w:rStyle w:val="VerbatimChar"/>
-        </w:rPr>
-        <w:t>sample estimates:</w:t>
-      </w:r>
-      <w:r>
-        <w:br/>
-      </w:r>
-      <w:r>
-        <w:rPr>
-          <w:rStyle w:val="VerbatimChar"/>
-        </w:rPr>
-        <w:t xml:space="preserve">mean of x </w:t>
-      </w:r>
-      <w:r>
-        <w:br/>
-      </w:r>
-      <w:r>
-        <w:rPr>
-          <w:rStyle w:val="VerbatimChar"/>
-        </w:rPr>
-        <w:t xml:space="preserve"> 5.843333 </w:t>
+        <w:pStyle w:val="FirstParagraph"/>
+      </w:pPr>
+      <w:r>
+        <w:t xml:space="preserve">The test statistics is shown in </w:t>
+      </w:r>
+      <w:hyperlink w:anchor="tbl-stats-os">
+        <w:r>
+          <w:rPr>
+            <w:rStyle w:val="Hyperlink"/>
+          </w:rPr>
+          <w:t>Table 4</w:t>
+        </w:r>
+      </w:hyperlink>
+      <w:r>
+        <w:t>.</w:t>
       </w:r>
     </w:p>
+    <w:tbl>
+      <w:tblPr>
+        <w:tblStyle w:val="Table"/>
+        <w:tblW w:w="5000" w:type="pct"/>
+        <w:tblLayout w:type="fixed"/>
+        <w:tblLook w:val="0000" w:firstRow="0" w:lastRow="0" w:firstColumn="0" w:lastColumn="0" w:noHBand="0" w:noVBand="0"/>
+      </w:tblPr>
+      <w:tblGrid>
+        <w:gridCol w:w="9360"/>
+      </w:tblGrid>
+      <w:tr>
+        <w:tc>
+          <w:tcPr>
+            <w:tcW w:w="7920" w:type="dxa"/>
+          </w:tcPr>
+          <w:p>
+            <w:pPr>
+              <w:pStyle w:val="ImageCaption"/>
+              <w:spacing w:before="200"/>
+            </w:pPr>
+            <w:bookmarkStart w:id="25" w:name="tbl-stats-os"/>
+            <w:r>
+              <w:t>Table 4: Test statistics.</w:t>
+            </w:r>
+          </w:p>
+          <w:tbl>
+            <w:tblPr>
+              <w:tblStyle w:val="Table"/>
+              <w:tblW w:w="0" w:type="auto"/>
+              <w:jc w:val="center"/>
+              <w:tblLook w:val="0020" w:firstRow="1" w:lastRow="0" w:firstColumn="0" w:lastColumn="0" w:noHBand="0" w:noVBand="0"/>
+            </w:tblPr>
+            <w:tblGrid>
+              <w:gridCol w:w="1131"/>
+              <w:gridCol w:w="1051"/>
+              <w:gridCol w:w="979"/>
+              <w:gridCol w:w="2098"/>
+              <w:gridCol w:w="1320"/>
+            </w:tblGrid>
+            <w:tr>
+              <w:trPr>
+                <w:cnfStyle w:val="100000000000" w:firstRow="1" w:lastRow="0" w:firstColumn="0" w:lastColumn="0" w:oddVBand="0" w:evenVBand="0" w:oddHBand="0" w:evenHBand="0" w:firstRowFirstColumn="0" w:firstRowLastColumn="0" w:lastRowFirstColumn="0" w:lastRowLastColumn="0"/>
+                <w:tblHeader/>
+                <w:jc w:val="center"/>
+              </w:trPr>
+              <w:tc>
+                <w:tcPr>
+                  <w:tcW w:w="0" w:type="auto"/>
+                </w:tcPr>
+                <w:p>
+                  <w:pPr>
+                    <w:pStyle w:val="Compact"/>
+                  </w:pPr>
+                  <w:r>
+                    <w:t>estimate</w:t>
+                  </w:r>
+                </w:p>
+              </w:tc>
+              <w:tc>
+                <w:tcPr>
+                  <w:tcW w:w="0" w:type="auto"/>
+                </w:tcPr>
+                <w:p>
+                  <w:pPr>
+                    <w:pStyle w:val="Compact"/>
+                  </w:pPr>
+                  <w:r>
+                    <w:t>statistic</w:t>
+                  </w:r>
+                </w:p>
+              </w:tc>
+              <w:tc>
+                <w:tcPr>
+                  <w:tcW w:w="0" w:type="auto"/>
+                </w:tcPr>
+                <w:p>
+                  <w:pPr>
+                    <w:pStyle w:val="Compact"/>
+                  </w:pPr>
+                  <w:r>
+                    <w:t>p.value</w:t>
+                  </w:r>
+                </w:p>
+              </w:tc>
+              <w:tc>
+                <w:tcPr>
+                  <w:tcW w:w="0" w:type="auto"/>
+                </w:tcPr>
+                <w:p>
+                  <w:pPr>
+                    <w:pStyle w:val="Compact"/>
+                  </w:pPr>
+                  <w:r>
+                    <w:t>method</w:t>
+                  </w:r>
+                </w:p>
+              </w:tc>
+              <w:tc>
+                <w:tcPr>
+                  <w:tcW w:w="0" w:type="auto"/>
+                </w:tcPr>
+                <w:p>
+                  <w:pPr>
+                    <w:pStyle w:val="Compact"/>
+                  </w:pPr>
+                  <w:r>
+                    <w:t>alternative</w:t>
+                  </w:r>
+                </w:p>
+              </w:tc>
+            </w:tr>
+            <w:tr>
+              <w:trPr>
+                <w:jc w:val="center"/>
+              </w:trPr>
+              <w:tc>
+                <w:tcPr>
+                  <w:tcW w:w="0" w:type="auto"/>
+                </w:tcPr>
+                <w:p>
+                  <w:pPr>
+                    <w:pStyle w:val="Compact"/>
+                  </w:pPr>
+                  <w:r>
+                    <w:t>5.84</w:t>
+                  </w:r>
+                </w:p>
+              </w:tc>
+              <w:tc>
+                <w:tcPr>
+                  <w:tcW w:w="0" w:type="auto"/>
+                </w:tcPr>
+                <w:p>
+                  <w:pPr>
+                    <w:pStyle w:val="Compact"/>
+                  </w:pPr>
+                  <w:r>
+                    <w:t>2.12</w:t>
+                  </w:r>
+                </w:p>
+              </w:tc>
+              <w:tc>
+                <w:tcPr>
+                  <w:tcW w:w="0" w:type="auto"/>
+                </w:tcPr>
+                <w:p>
+                  <w:pPr>
+                    <w:pStyle w:val="Compact"/>
+                  </w:pPr>
+                  <w:r>
+                    <w:t>0.02</w:t>
+                  </w:r>
+                </w:p>
+              </w:tc>
+              <w:tc>
+                <w:tcPr>
+                  <w:tcW w:w="0" w:type="auto"/>
+                </w:tcPr>
+                <w:p>
+                  <w:pPr>
+                    <w:pStyle w:val="Compact"/>
+                  </w:pPr>
+                  <w:r>
+                    <w:t>One Sample t-test</w:t>
+                  </w:r>
+                </w:p>
+              </w:tc>
+              <w:tc>
+                <w:tcPr>
+                  <w:tcW w:w="0" w:type="auto"/>
+                </w:tcPr>
+                <w:p>
+                  <w:pPr>
+                    <w:pStyle w:val="Compact"/>
+                  </w:pPr>
+                  <w:r>
+                    <w:t>greater</w:t>
+                  </w:r>
+                </w:p>
+              </w:tc>
+            </w:tr>
+            <w:bookmarkEnd w:id="25"/>
+          </w:tbl>
+          <w:p/>
+        </w:tc>
+      </w:tr>
+    </w:tbl>
     <w:p>
       <w:pPr>
-        <w:pStyle w:val="FirstParagraph"/>
-      </w:pPr>
-      <w:r>
-        <w:t xml:space="preserve">The test statistics is shown above. Based on the results and the </w:t>
+        <w:pStyle w:val="BodyText"/>
+      </w:pPr>
+      <w:r>
+        <w:t xml:space="preserve">Based on the results and the </w:t>
       </w:r>
       <w:r>
         <w:rPr>
@@ -3082,6 +3369,24 @@
     <w:abstractNumId w:val="1"/>
   </w:num>
   <w:num w:numId="3" w16cid:durableId="1620574564">
+    <w:abstractNumId w:val="1"/>
+  </w:num>
+  <w:num w:numId="4" w16cid:durableId="1481191538">
+    <w:abstractNumId w:val="0"/>
+  </w:num>
+  <w:num w:numId="5" w16cid:durableId="1032878528">
+    <w:abstractNumId w:val="1"/>
+  </w:num>
+  <w:num w:numId="6" w16cid:durableId="2076050468">
+    <w:abstractNumId w:val="1"/>
+  </w:num>
+  <w:num w:numId="7" w16cid:durableId="1834757608">
+    <w:abstractNumId w:val="0"/>
+  </w:num>
+  <w:num w:numId="8" w16cid:durableId="1228876094">
+    <w:abstractNumId w:val="1"/>
+  </w:num>
+  <w:num w:numId="9" w16cid:durableId="2001421163">
     <w:abstractNumId w:val="1"/>
   </w:num>
 </w:numbering>
@@ -3587,8 +3892,10 @@
     <w:name w:val="Body Text"/>
     <w:basedOn w:val="Normal"/>
     <w:qFormat/>
+    <w:rsid w:val="007866B4"/>
     <w:pPr>
       <w:spacing w:before="180" w:after="180"/>
+      <w:jc w:val="both"/>
     </w:pPr>
   </w:style>
   <w:style w:type="paragraph" w:customStyle="1" w:styleId="FirstParagraph">
@@ -3596,6 +3903,7 @@
     <w:basedOn w:val="BodyText"/>
     <w:next w:val="BodyText"/>
     <w:qFormat/>
+    <w:rsid w:val="00B87F01"/>
   </w:style>
   <w:style w:type="paragraph" w:customStyle="1" w:styleId="Compact">
     <w:name w:val="Compact"/>
